--- a/assets/pieces/Сдохнуть в Кукляндии Пётр Вяткин 2020.docx
+++ b/assets/pieces/Сдохнуть в Кукляндии Пётр Вяткин 2020.docx
@@ -4,7 +4,7 @@
   <w:body>
     <w:tbl>
       <w:tblPr>
-        <w:tblStyle w:val="ab"/>
+        <w:tblStyle w:val="TableGrid"/>
         <w:tblW w:w="10632" w:type="dxa"/>
         <w:tblInd w:w="-459" w:type="dxa"/>
         <w:tblBorders>
@@ -52,12 +52,12 @@
           </w:p>
           <w:p>
             <w:pPr>
-              <w:pStyle w:val="a7"/>
+              <w:pStyle w:val="Header"/>
               <w:spacing w:after="0"/>
               <w:ind w:left="-1276"/>
               <w:jc w:val="right"/>
               <w:rPr>
-                <w:rStyle w:val="a6"/>
+                <w:rStyle w:val="Hyperlink"/>
                 <w:rFonts w:ascii="Times New Roman" w:hAnsi="Times New Roman" w:cs="Times New Roman"/>
                 <w:sz w:val="24"/>
                 <w:szCs w:val="24"/>
@@ -66,7 +66,7 @@
             <w:hyperlink r:id="rId4" w:history="1">
               <w:r>
                 <w:rPr>
-                  <w:rStyle w:val="a6"/>
+                  <w:rStyle w:val="Hyperlink"/>
                   <w:rFonts w:ascii="Times New Roman" w:hAnsi="Times New Roman" w:cs="Times New Roman"/>
                   <w:sz w:val="24"/>
                   <w:szCs w:val="24"/>
@@ -77,7 +77,7 @@
           </w:p>
           <w:p>
             <w:pPr>
-              <w:pStyle w:val="a7"/>
+              <w:pStyle w:val="Header"/>
               <w:spacing w:after="0"/>
               <w:ind w:left="-1276"/>
               <w:jc w:val="right"/>
@@ -89,9 +89,10 @@
                 <w:u w:val="single"/>
               </w:rPr>
             </w:pPr>
+            <w:proofErr w:type="spellStart"/>
             <w:r>
               <w:rPr>
-                <w:rStyle w:val="a6"/>
+                <w:rStyle w:val="Hyperlink"/>
                 <w:rFonts w:ascii="Times New Roman" w:hAnsi="Times New Roman" w:cs="Times New Roman"/>
                 <w:sz w:val="24"/>
                 <w:szCs w:val="24"/>
@@ -99,9 +100,10 @@
               </w:rPr>
               <w:t>vyatkin</w:t>
             </w:r>
+            <w:proofErr w:type="spellEnd"/>
             <w:r>
               <w:rPr>
-                <w:rStyle w:val="a6"/>
+                <w:rStyle w:val="Hyperlink"/>
                 <w:rFonts w:ascii="Times New Roman" w:hAnsi="Times New Roman" w:cs="Times New Roman"/>
                 <w:sz w:val="24"/>
                 <w:szCs w:val="24"/>
@@ -111,7 +113,7 @@
             <w:proofErr w:type="spellStart"/>
             <w:r>
               <w:rPr>
-                <w:rStyle w:val="a6"/>
+                <w:rStyle w:val="Hyperlink"/>
                 <w:rFonts w:ascii="Times New Roman" w:hAnsi="Times New Roman" w:cs="Times New Roman"/>
                 <w:sz w:val="24"/>
                 <w:szCs w:val="24"/>
@@ -183,7 +185,7 @@
           </w:p>
           <w:p>
             <w:pPr>
-              <w:pStyle w:val="1"/>
+              <w:pStyle w:val="Heading1"/>
               <w:spacing w:before="0" w:after="0"/>
               <w:jc w:val="center"/>
               <w:outlineLvl w:val="0"/>
@@ -203,12 +205,22 @@
                 <w:szCs w:val="36"/>
                 <w:lang w:val="ru-RU"/>
               </w:rPr>
-              <w:t>Матерная комедия для кукольного театра</w:t>
+              <w:t>Матерная комедия для театра</w:t>
+            </w:r>
+            <w:r>
+              <w:rPr>
+                <w:rFonts w:ascii="Times New Roman" w:hAnsi="Times New Roman" w:cs="Times New Roman"/>
+                <w:b w:val="0"/>
+                <w:sz w:val="36"/>
+                <w:szCs w:val="36"/>
+                <w:lang w:val="ru-RU"/>
+              </w:rPr>
+              <w:t xml:space="preserve"> кукол</w:t>
             </w:r>
           </w:p>
           <w:p>
             <w:pPr>
-              <w:pStyle w:val="1"/>
+              <w:pStyle w:val="Heading1"/>
               <w:spacing w:before="0" w:after="0"/>
               <w:jc w:val="center"/>
               <w:outlineLvl w:val="0"/>
@@ -243,7 +255,7 @@
           </w:tcPr>
           <w:p>
             <w:pPr>
-              <w:pStyle w:val="a9"/>
+              <w:pStyle w:val="Footer"/>
               <w:spacing w:after="0"/>
               <w:jc w:val="center"/>
               <w:rPr>
@@ -263,7 +275,7 @@
           </w:p>
           <w:p>
             <w:pPr>
-              <w:pStyle w:val="a9"/>
+              <w:pStyle w:val="Footer"/>
               <w:spacing w:after="0"/>
               <w:jc w:val="center"/>
               <w:rPr>
@@ -818,6 +830,7 @@
           <w:shd w:val="clear" w:color="auto" w:fill="FFFFFF"/>
         </w:rPr>
       </w:pPr>
+      <w:proofErr w:type="spellStart"/>
       <w:r>
         <w:rPr>
           <w:rFonts w:ascii="Times New Roman" w:hAnsi="Times New Roman"/>
@@ -846,7 +859,18 @@
           <w:szCs w:val="24"/>
           <w:shd w:val="clear" w:color="auto" w:fill="FFFFFF"/>
         </w:rPr>
-        <w:t xml:space="preserve">сестрички (2 </w:t>
+        <w:t>сестрички</w:t>
+      </w:r>
+      <w:proofErr w:type="spellEnd"/>
+      <w:r>
+        <w:rPr>
+          <w:rFonts w:ascii="Times New Roman" w:hAnsi="Times New Roman"/>
+          <w:color w:val="000000"/>
+          <w:sz w:val="24"/>
+          <w:szCs w:val="24"/>
+          <w:shd w:val="clear" w:color="auto" w:fill="FFFFFF"/>
+        </w:rPr>
+        <w:t xml:space="preserve"> (2 </w:t>
       </w:r>
       <w:proofErr w:type="spellStart"/>
       <w:r>
@@ -1309,7 +1333,27 @@
           <w:szCs w:val="24"/>
           <w:lang w:val="ru-RU"/>
         </w:rPr>
-        <w:t xml:space="preserve"> кукляндцы и </w:t>
+        <w:t xml:space="preserve"> </w:t>
+      </w:r>
+      <w:proofErr w:type="spellStart"/>
+      <w:r>
+        <w:rPr>
+          <w:rFonts w:ascii="Times New Roman" w:hAnsi="Times New Roman"/>
+          <w:sz w:val="24"/>
+          <w:szCs w:val="24"/>
+          <w:lang w:val="ru-RU"/>
+        </w:rPr>
+        <w:t>кукляндцы</w:t>
+      </w:r>
+      <w:proofErr w:type="spellEnd"/>
+      <w:r>
+        <w:rPr>
+          <w:rFonts w:ascii="Times New Roman" w:hAnsi="Times New Roman"/>
+          <w:sz w:val="24"/>
+          <w:szCs w:val="24"/>
+          <w:lang w:val="ru-RU"/>
+        </w:rPr>
+        <w:t xml:space="preserve"> и </w:t>
       </w:r>
       <w:proofErr w:type="spellStart"/>
       <w:r>
@@ -12168,17 +12212,7 @@
           <w:szCs w:val="24"/>
           <w:lang w:val="ru-RU"/>
         </w:rPr>
-        <w:t xml:space="preserve"> это </w:t>
-      </w:r>
-      <w:proofErr w:type="spellStart"/>
-      <w:r>
-        <w:rPr>
-          <w:rFonts w:ascii="Times New Roman" w:hAnsi="Times New Roman"/>
-          <w:sz w:val="24"/>
-          <w:szCs w:val="24"/>
-          <w:lang w:val="ru-RU"/>
-        </w:rPr>
-        <w:t>лисички</w:t>
+        <w:t xml:space="preserve"> это лисички</w:t>
       </w:r>
       <w:r>
         <w:rPr>
@@ -12196,17 +12230,7 @@
           <w:szCs w:val="24"/>
           <w:lang w:val="ru-RU"/>
         </w:rPr>
-        <w:t>сестрички</w:t>
-      </w:r>
-      <w:proofErr w:type="spellEnd"/>
-      <w:r>
-        <w:rPr>
-          <w:rFonts w:ascii="Times New Roman" w:hAnsi="Times New Roman"/>
-          <w:sz w:val="24"/>
-          <w:szCs w:val="24"/>
-          <w:lang w:val="ru-RU"/>
-        </w:rPr>
-        <w:t xml:space="preserve"> и кабарга, мы ночью в </w:t>
+        <w:t xml:space="preserve">сестрички и кабарга, мы ночью в </w:t>
       </w:r>
       <w:r>
         <w:rPr>
@@ -17371,7 +17395,27 @@
           <w:szCs w:val="24"/>
           <w:lang w:val="ru-RU"/>
         </w:rPr>
-        <w:t xml:space="preserve"> погибли, потому что дали кролику себя обмануть, и вступили в бой с неравными силами. Зайка - любовник кролика умер от передозировки наркотиками, но после этого ещё пол ночи служил кролику верой и правдой, как живой. Кролик сбросился со своей башни, когда узнал, что поставил всё на зеро и проиграл. Он предложил свою травку соседям из могущественной сказочной страны под клятву, что на праздник победы проведёт качественную пропаганду сказочников, про это прознала оппозиция, в лице нашей любительницы мёда мышки полёвки, сони, крыски и </w:t>
+        <w:t xml:space="preserve"> погибли, потому что дали кролику себя обмануть, и вступили в бой с неравными силами. Зайка - любовник кролика умер от передозировки наркотиками, но после этого ещё пол ночи служил кролику верой и правдой, как живой. Кролик сбросился со своей башни, когда узнал, что поставил всё на зеро и проиграл. Он предложил свою травку соседям из могущественной сказочной страны под клятву, что на праздник победы проведёт качественную пропаганду сказочников, про это прознала оппозиция, в лице нашей любительницы мёда мышки полёвки, сони, </w:t>
+      </w:r>
+      <w:proofErr w:type="spellStart"/>
+      <w:r>
+        <w:rPr>
+          <w:rFonts w:ascii="Times New Roman" w:hAnsi="Times New Roman"/>
+          <w:sz w:val="24"/>
+          <w:szCs w:val="24"/>
+          <w:lang w:val="ru-RU"/>
+        </w:rPr>
+        <w:t>крыски</w:t>
+      </w:r>
+      <w:proofErr w:type="spellEnd"/>
+      <w:r>
+        <w:rPr>
+          <w:rFonts w:ascii="Times New Roman" w:hAnsi="Times New Roman"/>
+          <w:sz w:val="24"/>
+          <w:szCs w:val="24"/>
+          <w:lang w:val="ru-RU"/>
+        </w:rPr>
+        <w:t xml:space="preserve"> и </w:t>
       </w:r>
       <w:proofErr w:type="spellStart"/>
       <w:r>
@@ -19613,14 +19657,14 @@
     <w:lsdException w:name="Unresolved Mention" w:semiHidden="1" w:unhideWhenUsed="1"/>
     <w:lsdException w:name="Smart Link" w:semiHidden="1" w:unhideWhenUsed="1"/>
   </w:latentStyles>
-  <w:style w:type="paragraph" w:default="1" w:styleId="a">
+  <w:style w:type="paragraph" w:default="1" w:styleId="Normal">
     <w:name w:val="Normal"/>
     <w:qFormat/>
   </w:style>
-  <w:style w:type="paragraph" w:styleId="1">
+  <w:style w:type="paragraph" w:styleId="Heading1">
     <w:name w:val="heading 1"/>
-    <w:basedOn w:val="a"/>
-    <w:next w:val="a"/>
+    <w:basedOn w:val="Normal"/>
+    <w:next w:val="Normal"/>
     <w:uiPriority w:val="9"/>
     <w:qFormat/>
     <w:pPr>
@@ -19638,10 +19682,10 @@
       <w:sz w:val="48"/>
     </w:rPr>
   </w:style>
-  <w:style w:type="paragraph" w:styleId="2">
+  <w:style w:type="paragraph" w:styleId="Heading2">
     <w:name w:val="heading 2"/>
-    <w:basedOn w:val="a"/>
-    <w:next w:val="a"/>
+    <w:basedOn w:val="Normal"/>
+    <w:next w:val="Normal"/>
     <w:uiPriority w:val="9"/>
     <w:semiHidden/>
     <w:unhideWhenUsed/>
@@ -19661,10 +19705,10 @@
       <w:sz w:val="36"/>
     </w:rPr>
   </w:style>
-  <w:style w:type="paragraph" w:styleId="3">
+  <w:style w:type="paragraph" w:styleId="Heading3">
     <w:name w:val="heading 3"/>
-    <w:basedOn w:val="a"/>
-    <w:next w:val="a"/>
+    <w:basedOn w:val="Normal"/>
+    <w:next w:val="Normal"/>
     <w:uiPriority w:val="9"/>
     <w:semiHidden/>
     <w:unhideWhenUsed/>
@@ -19684,10 +19728,10 @@
       <w:sz w:val="28"/>
     </w:rPr>
   </w:style>
-  <w:style w:type="paragraph" w:styleId="4">
+  <w:style w:type="paragraph" w:styleId="Heading4">
     <w:name w:val="heading 4"/>
-    <w:basedOn w:val="a"/>
-    <w:next w:val="a"/>
+    <w:basedOn w:val="Normal"/>
+    <w:next w:val="Normal"/>
     <w:uiPriority w:val="9"/>
     <w:semiHidden/>
     <w:unhideWhenUsed/>
@@ -19707,10 +19751,10 @@
       <w:sz w:val="24"/>
     </w:rPr>
   </w:style>
-  <w:style w:type="paragraph" w:styleId="5">
+  <w:style w:type="paragraph" w:styleId="Heading5">
     <w:name w:val="heading 5"/>
-    <w:basedOn w:val="a"/>
-    <w:next w:val="a"/>
+    <w:basedOn w:val="Normal"/>
+    <w:next w:val="Normal"/>
     <w:uiPriority w:val="9"/>
     <w:semiHidden/>
     <w:unhideWhenUsed/>
@@ -19730,10 +19774,10 @@
       <w:sz w:val="18"/>
     </w:rPr>
   </w:style>
-  <w:style w:type="paragraph" w:styleId="6">
+  <w:style w:type="paragraph" w:styleId="Heading6">
     <w:name w:val="heading 6"/>
-    <w:basedOn w:val="a"/>
-    <w:next w:val="a"/>
+    <w:basedOn w:val="Normal"/>
+    <w:next w:val="Normal"/>
     <w:uiPriority w:val="9"/>
     <w:semiHidden/>
     <w:unhideWhenUsed/>
@@ -19753,13 +19797,13 @@
       <w:sz w:val="16"/>
     </w:rPr>
   </w:style>
-  <w:style w:type="character" w:default="1" w:styleId="a0">
+  <w:style w:type="character" w:default="1" w:styleId="DefaultParagraphFont">
     <w:name w:val="Default Paragraph Font"/>
     <w:uiPriority w:val="1"/>
     <w:semiHidden/>
     <w:unhideWhenUsed/>
   </w:style>
-  <w:style w:type="table" w:default="1" w:styleId="a1">
+  <w:style w:type="table" w:default="1" w:styleId="TableNormal">
     <w:name w:val="Normal Table"/>
     <w:uiPriority w:val="99"/>
     <w:semiHidden/>
@@ -19774,16 +19818,16 @@
       </w:tblCellMar>
     </w:tblPr>
   </w:style>
-  <w:style w:type="numbering" w:default="1" w:styleId="a2">
+  <w:style w:type="numbering" w:default="1" w:styleId="NoList">
     <w:name w:val="No List"/>
     <w:uiPriority w:val="99"/>
     <w:semiHidden/>
     <w:unhideWhenUsed/>
   </w:style>
-  <w:style w:type="paragraph" w:styleId="a3">
+  <w:style w:type="paragraph" w:styleId="Title">
     <w:name w:val="Title"/>
-    <w:basedOn w:val="a"/>
-    <w:next w:val="a"/>
+    <w:basedOn w:val="Normal"/>
+    <w:next w:val="Normal"/>
     <w:uiPriority w:val="10"/>
     <w:qFormat/>
     <w:pPr>
@@ -19796,10 +19840,10 @@
       <w:sz w:val="72"/>
     </w:rPr>
   </w:style>
-  <w:style w:type="paragraph" w:styleId="a4">
+  <w:style w:type="paragraph" w:styleId="Subtitle">
     <w:name w:val="Subtitle"/>
-    <w:basedOn w:val="a"/>
-    <w:next w:val="a"/>
+    <w:basedOn w:val="Normal"/>
+    <w:next w:val="Normal"/>
     <w:uiPriority w:val="11"/>
     <w:qFormat/>
     <w:pPr>
@@ -19814,20 +19858,20 @@
       <w:sz w:val="48"/>
     </w:rPr>
   </w:style>
-  <w:style w:type="character" w:styleId="a5">
+  <w:style w:type="character" w:styleId="LineNumber">
     <w:name w:val="line number"/>
-    <w:basedOn w:val="a0"/>
+    <w:basedOn w:val="DefaultParagraphFont"/>
     <w:semiHidden/>
   </w:style>
-  <w:style w:type="character" w:styleId="a6">
+  <w:style w:type="character" w:styleId="Hyperlink">
     <w:name w:val="Hyperlink"/>
     <w:rPr>
       <w:color w:val="0000FF"/>
       <w:u w:val="single"/>
     </w:rPr>
   </w:style>
-  <w:style w:type="table" w:customStyle="1" w:styleId="TableNormal">
-    <w:name w:val="Table Normal"/>
+  <w:style w:type="table" w:customStyle="1" w:styleId="TableNormal1">
+    <w:name w:val="Table Normal1"/>
     <w:tblPr>
       <w:tblCellMar>
         <w:top w:w="0" w:type="dxa"/>
@@ -19837,9 +19881,9 @@
       </w:tblCellMar>
     </w:tblPr>
   </w:style>
-  <w:style w:type="table" w:styleId="10">
+  <w:style w:type="table" w:styleId="TableSimple1">
     <w:name w:val="Table Simple 1"/>
-    <w:basedOn w:val="TableNormal"/>
+    <w:basedOn w:val="TableNormal1"/>
     <w:tblPr>
       <w:tblBorders>
         <w:top w:val="single" w:sz="4" w:space="0" w:color="000000"/>
@@ -19855,10 +19899,10 @@
       </w:tblCellMar>
     </w:tblPr>
   </w:style>
-  <w:style w:type="paragraph" w:styleId="a7">
+  <w:style w:type="paragraph" w:styleId="Header">
     <w:name w:val="header"/>
-    <w:basedOn w:val="a"/>
-    <w:link w:val="a8"/>
+    <w:basedOn w:val="Normal"/>
+    <w:link w:val="HeaderChar"/>
     <w:uiPriority w:val="99"/>
     <w:unhideWhenUsed/>
     <w:rsid w:val="00D72DF5"/>
@@ -19876,10 +19920,10 @@
       <w:lang w:val="ru-RU" w:eastAsia="ru-RU"/>
     </w:rPr>
   </w:style>
-  <w:style w:type="character" w:customStyle="1" w:styleId="a8">
-    <w:name w:val="Верхний колонтитул Знак"/>
-    <w:basedOn w:val="a0"/>
-    <w:link w:val="a7"/>
+  <w:style w:type="character" w:customStyle="1" w:styleId="HeaderChar">
+    <w:name w:val="Header Char"/>
+    <w:basedOn w:val="DefaultParagraphFont"/>
+    <w:link w:val="Header"/>
     <w:uiPriority w:val="99"/>
     <w:rsid w:val="00D72DF5"/>
     <w:rPr>
@@ -19888,10 +19932,10 @@
       <w:lang w:val="ru-RU" w:eastAsia="ru-RU"/>
     </w:rPr>
   </w:style>
-  <w:style w:type="paragraph" w:styleId="a9">
+  <w:style w:type="paragraph" w:styleId="Footer">
     <w:name w:val="footer"/>
-    <w:basedOn w:val="a"/>
-    <w:link w:val="aa"/>
+    <w:basedOn w:val="Normal"/>
+    <w:link w:val="FooterChar"/>
     <w:uiPriority w:val="99"/>
     <w:unhideWhenUsed/>
     <w:rsid w:val="00D72DF5"/>
@@ -19909,10 +19953,10 @@
       <w:lang w:val="ru-RU" w:eastAsia="ru-RU"/>
     </w:rPr>
   </w:style>
-  <w:style w:type="character" w:customStyle="1" w:styleId="aa">
-    <w:name w:val="Нижний колонтитул Знак"/>
-    <w:basedOn w:val="a0"/>
-    <w:link w:val="a9"/>
+  <w:style w:type="character" w:customStyle="1" w:styleId="FooterChar">
+    <w:name w:val="Footer Char"/>
+    <w:basedOn w:val="DefaultParagraphFont"/>
+    <w:link w:val="Footer"/>
     <w:uiPriority w:val="99"/>
     <w:rsid w:val="00D72DF5"/>
     <w:rPr>
@@ -19921,9 +19965,9 @@
       <w:lang w:val="ru-RU" w:eastAsia="ru-RU"/>
     </w:rPr>
   </w:style>
-  <w:style w:type="table" w:styleId="ab">
+  <w:style w:type="table" w:styleId="TableGrid">
     <w:name w:val="Table Grid"/>
-    <w:basedOn w:val="a1"/>
+    <w:basedOn w:val="TableNormal"/>
     <w:uiPriority w:val="39"/>
     <w:rsid w:val="00D72DF5"/>
     <w:pPr>
